--- a/docx/ws1-setup.docx
+++ b/docx/ws1-setup.docx
@@ -3034,7 +3034,7 @@
           <w:sz w:val="22"/>
           <w:rtl/>
         </w:rPr>
-        <w:t xml:space="preserve">⏱ 15 دقيقة</w:t>
+        <w:t xml:space="preserve">★ 15 دقيقة</w:t>
       </w:r>
       <w:r>
         <w:rPr>
@@ -4003,7 +4003,7 @@
           <w:sz w:val="22"/>
           <w:rtl/>
         </w:rPr>
-        <w:t xml:space="preserve">⏱ 10 دقائق</w:t>
+        <w:t xml:space="preserve">★ 10 دقائق</w:t>
       </w:r>
       <w:r>
         <w:rPr>
@@ -4499,7 +4499,7 @@
           <w:sz w:val="22"/>
           <w:rtl/>
         </w:rPr>
-        <w:t xml:space="preserve">⏱ 15 دقيقة</w:t>
+        <w:t xml:space="preserve">★ 15 دقيقة</w:t>
       </w:r>
       <w:r>
         <w:rPr>
@@ -4749,23 +4749,23 @@
                 <w:sz w:val="22"/>
                 <w:rtl/>
               </w:rPr>
-              <w:t xml:space="preserve">✅ اسم جيد</w:t>
-            </w:r>
-          </w:p>
-        </w:tc>
-        <w:tc>
-          <w:tcPr/>
-          <w:p>
-            <w:pPr>
-              <w:pStyle w:val="Compact"/>
-              <w:bidi/>
-            </w:pPr>
-            <w:r>
-              <w:rPr>
-                <w:sz w:val="22"/>
-                <w:rtl/>
-              </w:rPr>
-              <w:t xml:space="preserve">❌ اسم ضعيف</w:t>
+              <w:t xml:space="preserve">✔ اسم جيد</w:t>
+            </w:r>
+          </w:p>
+        </w:tc>
+        <w:tc>
+          <w:tcPr/>
+          <w:p>
+            <w:pPr>
+              <w:pStyle w:val="Compact"/>
+              <w:bidi/>
+            </w:pPr>
+            <w:r>
+              <w:rPr>
+                <w:sz w:val="22"/>
+                <w:rtl/>
+              </w:rPr>
+              <w:t xml:space="preserve">✘ اسم ضعيف</w:t>
             </w:r>
           </w:p>
         </w:tc>
@@ -5396,7 +5396,7 @@
           <w:sz w:val="22"/>
           <w:rtl/>
         </w:rPr>
-        <w:t xml:space="preserve">⏱ 15 دقيقة</w:t>
+        <w:t xml:space="preserve">★ 15 دقيقة</w:t>
       </w:r>
       <w:r>
         <w:rPr>
@@ -6375,7 +6375,7 @@
           <w:sz w:val="22"/>
           <w:rtl/>
         </w:rPr>
-        <w:t xml:space="preserve">⏱ 10 دقائق</w:t>
+        <w:t xml:space="preserve">★ 10 دقائق</w:t>
       </w:r>
       <w:r>
         <w:rPr>
@@ -7473,7 +7473,7 @@
           <w:sz w:val="22"/>
           <w:rtl/>
         </w:rPr>
-        <w:t xml:space="preserve">⏱ 20 دقيقة</w:t>
+        <w:t xml:space="preserve">★ 20 دقيقة</w:t>
       </w:r>
       <w:r>
         <w:rPr>

--- a/docx/ws1-setup.docx
+++ b/docx/ws1-setup.docx
@@ -1553,6 +1553,15 @@
         <w:tblStyle w:val="Table"/>
         <w:tblW w:type="auto" w:w="0"/>
         <w:tblLook w:firstRow="1" w:lastRow="0" w:firstColumn="0" w:lastColumn="0" w:noHBand="0" w:noVBand="0" w:val="0020"/>
+        <w:jc w:val="center"/>
+        <w:tblBorders>
+          <w:top w:val="single" w:sz="4" w:color="C9D3DE"/>
+          <w:left w:val="single" w:sz="4" w:color="C9D3DE"/>
+          <w:bottom w:val="single" w:sz="4" w:color="C9D3DE"/>
+          <w:right w:val="single" w:sz="4" w:color="C9D3DE"/>
+          <w:insideH w:val="single" w:sz="4" w:color="C9D3DE"/>
+          <w:insideV w:val="single" w:sz="4" w:color="C9D3DE"/>
+        </w:tblBorders>
         <w:bidiVisual/>
       </w:tblPr>
       <w:tblGrid>
@@ -1565,14 +1574,18 @@
           <w:tblHeader w:val="on"/>
         </w:trPr>
         <w:tc>
-          <w:tcPr/>
-          <w:p>
-            <w:pPr>
-              <w:pStyle w:val="Compact"/>
-              <w:bidi/>
-            </w:pPr>
-            <w:r>
-              <w:rPr>
+          <w:tcPr>
+            <w:shd w:val="clear" w:color="auto" w:fill="1E3A5F"/>
+          </w:tcPr>
+          <w:p>
+            <w:pPr>
+              <w:pStyle w:val="Compact"/>
+              <w:bidi/>
+            </w:pPr>
+            <w:r>
+              <w:rPr>
+                <w:b/>
+                <w:color w:val="FFFFFF"/>
                 <w:sz w:val="22"/>
                 <w:rtl/>
               </w:rPr>
@@ -1581,14 +1594,18 @@
           </w:p>
         </w:tc>
         <w:tc>
-          <w:tcPr/>
-          <w:p>
-            <w:pPr>
-              <w:pStyle w:val="Compact"/>
-              <w:bidi/>
-            </w:pPr>
-            <w:r>
-              <w:rPr>
+          <w:tcPr>
+            <w:shd w:val="clear" w:color="auto" w:fill="1E3A5F"/>
+          </w:tcPr>
+          <w:p>
+            <w:pPr>
+              <w:pStyle w:val="Compact"/>
+              <w:bidi/>
+            </w:pPr>
+            <w:r>
+              <w:rPr>
+                <w:b/>
+                <w:color w:val="FFFFFF"/>
                 <w:sz w:val="22"/>
                 <w:rtl/>
               </w:rPr>
@@ -1597,14 +1614,18 @@
           </w:p>
         </w:tc>
         <w:tc>
-          <w:tcPr/>
-          <w:p>
-            <w:pPr>
-              <w:pStyle w:val="Compact"/>
-              <w:bidi/>
-            </w:pPr>
-            <w:r>
-              <w:rPr>
+          <w:tcPr>
+            <w:shd w:val="clear" w:color="auto" w:fill="1E3A5F"/>
+          </w:tcPr>
+          <w:p>
+            <w:pPr>
+              <w:pStyle w:val="Compact"/>
+              <w:bidi/>
+            </w:pPr>
+            <w:r>
+              <w:rPr>
+                <w:b/>
+                <w:color w:val="FFFFFF"/>
                 <w:sz w:val="22"/>
                 <w:rtl/>
               </w:rPr>
@@ -1666,7 +1687,9 @@
       </w:tr>
       <w:tr>
         <w:tc>
-          <w:tcPr/>
+          <w:tcPr>
+            <w:shd w:val="clear" w:color="auto" w:fill="FAFCFE"/>
+          </w:tcPr>
           <w:p>
             <w:pPr>
               <w:pStyle w:val="Compact"/>
@@ -1683,7 +1706,9 @@
           </w:p>
         </w:tc>
         <w:tc>
-          <w:tcPr/>
+          <w:tcPr>
+            <w:shd w:val="clear" w:color="auto" w:fill="FAFCFE"/>
+          </w:tcPr>
           <w:p>
             <w:pPr>
               <w:pStyle w:val="Compact"/>
@@ -1699,7 +1724,9 @@
           </w:p>
         </w:tc>
         <w:tc>
-          <w:tcPr/>
+          <w:tcPr>
+            <w:shd w:val="clear" w:color="auto" w:fill="FAFCFE"/>
+          </w:tcPr>
           <w:p>
             <w:pPr>
               <w:pStyle w:val="Compact"/>
@@ -1768,7 +1795,9 @@
       </w:tr>
       <w:tr>
         <w:tc>
-          <w:tcPr/>
+          <w:tcPr>
+            <w:shd w:val="clear" w:color="auto" w:fill="FAFCFE"/>
+          </w:tcPr>
           <w:p>
             <w:pPr>
               <w:pStyle w:val="Compact"/>
@@ -1785,7 +1814,9 @@
           </w:p>
         </w:tc>
         <w:tc>
-          <w:tcPr/>
+          <w:tcPr>
+            <w:shd w:val="clear" w:color="auto" w:fill="FAFCFE"/>
+          </w:tcPr>
           <w:p>
             <w:pPr>
               <w:pStyle w:val="Compact"/>
@@ -1801,7 +1832,9 @@
           </w:p>
         </w:tc>
         <w:tc>
-          <w:tcPr/>
+          <w:tcPr>
+            <w:shd w:val="clear" w:color="auto" w:fill="FAFCFE"/>
+          </w:tcPr>
           <w:p>
             <w:pPr>
               <w:pStyle w:val="Compact"/>
@@ -2080,6 +2113,15 @@
         <w:tblStyle w:val="Table"/>
         <w:tblW w:type="auto" w:w="0"/>
         <w:tblLook w:firstRow="1" w:lastRow="0" w:firstColumn="0" w:lastColumn="0" w:noHBand="0" w:noVBand="0" w:val="0020"/>
+        <w:jc w:val="center"/>
+        <w:tblBorders>
+          <w:top w:val="single" w:sz="4" w:color="C9D3DE"/>
+          <w:left w:val="single" w:sz="4" w:color="C9D3DE"/>
+          <w:bottom w:val="single" w:sz="4" w:color="C9D3DE"/>
+          <w:right w:val="single" w:sz="4" w:color="C9D3DE"/>
+          <w:insideH w:val="single" w:sz="4" w:color="C9D3DE"/>
+          <w:insideV w:val="single" w:sz="4" w:color="C9D3DE"/>
+        </w:tblBorders>
         <w:bidiVisual/>
       </w:tblPr>
       <w:tblGrid>
@@ -2093,14 +2135,18 @@
           <w:tblHeader w:val="on"/>
         </w:trPr>
         <w:tc>
-          <w:tcPr/>
-          <w:p>
-            <w:pPr>
-              <w:pStyle w:val="Compact"/>
-              <w:bidi/>
-            </w:pPr>
-            <w:r>
-              <w:rPr>
+          <w:tcPr>
+            <w:shd w:val="clear" w:color="auto" w:fill="1E3A5F"/>
+          </w:tcPr>
+          <w:p>
+            <w:pPr>
+              <w:pStyle w:val="Compact"/>
+              <w:bidi/>
+            </w:pPr>
+            <w:r>
+              <w:rPr>
+                <w:b/>
+                <w:color w:val="FFFFFF"/>
                 <w:sz w:val="22"/>
                 <w:rtl/>
               </w:rPr>
@@ -2109,14 +2155,18 @@
           </w:p>
         </w:tc>
         <w:tc>
-          <w:tcPr/>
-          <w:p>
-            <w:pPr>
-              <w:pStyle w:val="Compact"/>
-              <w:bidi/>
-            </w:pPr>
-            <w:r>
-              <w:rPr>
+          <w:tcPr>
+            <w:shd w:val="clear" w:color="auto" w:fill="1E3A5F"/>
+          </w:tcPr>
+          <w:p>
+            <w:pPr>
+              <w:pStyle w:val="Compact"/>
+              <w:bidi/>
+            </w:pPr>
+            <w:r>
+              <w:rPr>
+                <w:b/>
+                <w:color w:val="FFFFFF"/>
                 <w:sz w:val="22"/>
                 <w:rtl/>
               </w:rPr>
@@ -2125,14 +2175,18 @@
           </w:p>
         </w:tc>
         <w:tc>
-          <w:tcPr/>
-          <w:p>
-            <w:pPr>
-              <w:pStyle w:val="Compact"/>
-              <w:bidi/>
-            </w:pPr>
-            <w:r>
-              <w:rPr>
+          <w:tcPr>
+            <w:shd w:val="clear" w:color="auto" w:fill="1E3A5F"/>
+          </w:tcPr>
+          <w:p>
+            <w:pPr>
+              <w:pStyle w:val="Compact"/>
+              <w:bidi/>
+            </w:pPr>
+            <w:r>
+              <w:rPr>
+                <w:b/>
+                <w:color w:val="FFFFFF"/>
                 <w:sz w:val="22"/>
                 <w:rtl/>
               </w:rPr>
@@ -2141,14 +2195,18 @@
           </w:p>
         </w:tc>
         <w:tc>
-          <w:tcPr/>
-          <w:p>
-            <w:pPr>
-              <w:pStyle w:val="Compact"/>
-              <w:bidi/>
-            </w:pPr>
-            <w:r>
-              <w:rPr>
+          <w:tcPr>
+            <w:shd w:val="clear" w:color="auto" w:fill="1E3A5F"/>
+          </w:tcPr>
+          <w:p>
+            <w:pPr>
+              <w:pStyle w:val="Compact"/>
+              <w:bidi/>
+            </w:pPr>
+            <w:r>
+              <w:rPr>
+                <w:b/>
+                <w:color w:val="FFFFFF"/>
                 <w:sz w:val="22"/>
                 <w:rtl/>
               </w:rPr>
@@ -2225,7 +2283,9 @@
       </w:tr>
       <w:tr>
         <w:tc>
-          <w:tcPr/>
+          <w:tcPr>
+            <w:shd w:val="clear" w:color="auto" w:fill="FAFCFE"/>
+          </w:tcPr>
           <w:p>
             <w:pPr>
               <w:pStyle w:val="Compact"/>
@@ -2241,7 +2301,9 @@
           </w:p>
         </w:tc>
         <w:tc>
-          <w:tcPr/>
+          <w:tcPr>
+            <w:shd w:val="clear" w:color="auto" w:fill="FAFCFE"/>
+          </w:tcPr>
           <w:p>
             <w:pPr>
               <w:pStyle w:val="Compact"/>
@@ -2257,7 +2319,9 @@
           </w:p>
         </w:tc>
         <w:tc>
-          <w:tcPr/>
+          <w:tcPr>
+            <w:shd w:val="clear" w:color="auto" w:fill="FAFCFE"/>
+          </w:tcPr>
           <w:p>
             <w:pPr>
               <w:pStyle w:val="Compact"/>
@@ -2273,7 +2337,9 @@
           </w:p>
         </w:tc>
         <w:tc>
-          <w:tcPr/>
+          <w:tcPr>
+            <w:shd w:val="clear" w:color="auto" w:fill="FAFCFE"/>
+          </w:tcPr>
           <w:p>
             <w:pPr>
               <w:pStyle w:val="Compact"/>
@@ -2372,7 +2438,9 @@
       </w:tr>
       <w:tr>
         <w:tc>
-          <w:tcPr/>
+          <w:tcPr>
+            <w:shd w:val="clear" w:color="auto" w:fill="FAFCFE"/>
+          </w:tcPr>
           <w:p>
             <w:pPr>
               <w:pStyle w:val="Compact"/>
@@ -2388,7 +2456,9 @@
           </w:p>
         </w:tc>
         <w:tc>
-          <w:tcPr/>
+          <w:tcPr>
+            <w:shd w:val="clear" w:color="auto" w:fill="FAFCFE"/>
+          </w:tcPr>
           <w:p>
             <w:pPr>
               <w:pStyle w:val="Compact"/>
@@ -2404,7 +2474,9 @@
           </w:p>
         </w:tc>
         <w:tc>
-          <w:tcPr/>
+          <w:tcPr>
+            <w:shd w:val="clear" w:color="auto" w:fill="FAFCFE"/>
+          </w:tcPr>
           <w:p>
             <w:pPr>
               <w:pStyle w:val="Compact"/>
@@ -2420,7 +2492,9 @@
           </w:p>
         </w:tc>
         <w:tc>
-          <w:tcPr/>
+          <w:tcPr>
+            <w:shd w:val="clear" w:color="auto" w:fill="FAFCFE"/>
+          </w:tcPr>
           <w:p>
             <w:pPr>
               <w:pStyle w:val="Compact"/>
@@ -2504,7 +2578,9 @@
       </w:tr>
       <w:tr>
         <w:tc>
-          <w:tcPr/>
+          <w:tcPr>
+            <w:shd w:val="clear" w:color="auto" w:fill="FAFCFE"/>
+          </w:tcPr>
           <w:p>
             <w:pPr>
               <w:pStyle w:val="Compact"/>
@@ -2520,7 +2596,9 @@
           </w:p>
         </w:tc>
         <w:tc>
-          <w:tcPr/>
+          <w:tcPr>
+            <w:shd w:val="clear" w:color="auto" w:fill="FAFCFE"/>
+          </w:tcPr>
           <w:p>
             <w:pPr>
               <w:pStyle w:val="Compact"/>
@@ -2536,7 +2614,9 @@
           </w:p>
         </w:tc>
         <w:tc>
-          <w:tcPr/>
+          <w:tcPr>
+            <w:shd w:val="clear" w:color="auto" w:fill="FAFCFE"/>
+          </w:tcPr>
           <w:p>
             <w:pPr>
               <w:pStyle w:val="Compact"/>
@@ -2552,7 +2632,9 @@
           </w:p>
         </w:tc>
         <w:tc>
-          <w:tcPr/>
+          <w:tcPr>
+            <w:shd w:val="clear" w:color="auto" w:fill="FAFCFE"/>
+          </w:tcPr>
           <w:p>
             <w:pPr>
               <w:pStyle w:val="Compact"/>
@@ -2636,7 +2718,9 @@
       </w:tr>
       <w:tr>
         <w:tc>
-          <w:tcPr/>
+          <w:tcPr>
+            <w:shd w:val="clear" w:color="auto" w:fill="FAFCFE"/>
+          </w:tcPr>
           <w:p>
             <w:pPr>
               <w:pStyle w:val="Compact"/>
@@ -2652,7 +2736,9 @@
           </w:p>
         </w:tc>
         <w:tc>
-          <w:tcPr/>
+          <w:tcPr>
+            <w:shd w:val="clear" w:color="auto" w:fill="FAFCFE"/>
+          </w:tcPr>
           <w:p>
             <w:pPr>
               <w:pStyle w:val="Compact"/>
@@ -2668,7 +2754,9 @@
           </w:p>
         </w:tc>
         <w:tc>
-          <w:tcPr/>
+          <w:tcPr>
+            <w:shd w:val="clear" w:color="auto" w:fill="FAFCFE"/>
+          </w:tcPr>
           <w:p>
             <w:pPr>
               <w:pStyle w:val="Compact"/>
@@ -2684,7 +2772,9 @@
           </w:p>
         </w:tc>
         <w:tc>
-          <w:tcPr/>
+          <w:tcPr>
+            <w:shd w:val="clear" w:color="auto" w:fill="FAFCFE"/>
+          </w:tcPr>
           <w:p>
             <w:pPr>
               <w:pStyle w:val="Compact"/>
@@ -2768,7 +2858,9 @@
       </w:tr>
       <w:tr>
         <w:tc>
-          <w:tcPr/>
+          <w:tcPr>
+            <w:shd w:val="clear" w:color="auto" w:fill="FAFCFE"/>
+          </w:tcPr>
           <w:p>
             <w:pPr>
               <w:pStyle w:val="Compact"/>
@@ -2784,7 +2876,9 @@
           </w:p>
         </w:tc>
         <w:tc>
-          <w:tcPr/>
+          <w:tcPr>
+            <w:shd w:val="clear" w:color="auto" w:fill="FAFCFE"/>
+          </w:tcPr>
           <w:p>
             <w:pPr>
               <w:pStyle w:val="Compact"/>
@@ -2800,7 +2894,9 @@
           </w:p>
         </w:tc>
         <w:tc>
-          <w:tcPr/>
+          <w:tcPr>
+            <w:shd w:val="clear" w:color="auto" w:fill="FAFCFE"/>
+          </w:tcPr>
           <w:p>
             <w:pPr>
               <w:pStyle w:val="Compact"/>
@@ -2816,7 +2912,9 @@
           </w:p>
         </w:tc>
         <w:tc>
-          <w:tcPr/>
+          <w:tcPr>
+            <w:shd w:val="clear" w:color="auto" w:fill="FAFCFE"/>
+          </w:tcPr>
           <w:p>
             <w:pPr>
               <w:pStyle w:val="Compact"/>
@@ -2900,7 +2998,9 @@
       </w:tr>
       <w:tr>
         <w:tc>
-          <w:tcPr/>
+          <w:tcPr>
+            <w:shd w:val="clear" w:color="auto" w:fill="FAFCFE"/>
+          </w:tcPr>
           <w:p>
             <w:pPr>
               <w:pStyle w:val="Compact"/>
@@ -2916,7 +3016,9 @@
           </w:p>
         </w:tc>
         <w:tc>
-          <w:tcPr/>
+          <w:tcPr>
+            <w:shd w:val="clear" w:color="auto" w:fill="FAFCFE"/>
+          </w:tcPr>
           <w:p>
             <w:pPr>
               <w:pStyle w:val="Compact"/>
@@ -2932,7 +3034,9 @@
           </w:p>
         </w:tc>
         <w:tc>
-          <w:tcPr/>
+          <w:tcPr>
+            <w:shd w:val="clear" w:color="auto" w:fill="FAFCFE"/>
+          </w:tcPr>
           <w:p>
             <w:pPr>
               <w:pStyle w:val="Compact"/>
@@ -2948,7 +3052,9 @@
           </w:p>
         </w:tc>
         <w:tc>
-          <w:tcPr/>
+          <w:tcPr>
+            <w:shd w:val="clear" w:color="auto" w:fill="FAFCFE"/>
+          </w:tcPr>
           <w:p>
             <w:pPr>
               <w:pStyle w:val="Compact"/>
@@ -3157,6 +3263,15 @@
         <w:tblStyle w:val="Table"/>
         <w:tblW w:type="auto" w:w="0"/>
         <w:tblLook w:firstRow="1" w:lastRow="0" w:firstColumn="0" w:lastColumn="0" w:noHBand="0" w:noVBand="0" w:val="0020"/>
+        <w:jc w:val="center"/>
+        <w:tblBorders>
+          <w:top w:val="single" w:sz="4" w:color="C9D3DE"/>
+          <w:left w:val="single" w:sz="4" w:color="C9D3DE"/>
+          <w:bottom w:val="single" w:sz="4" w:color="C9D3DE"/>
+          <w:right w:val="single" w:sz="4" w:color="C9D3DE"/>
+          <w:insideH w:val="single" w:sz="4" w:color="C9D3DE"/>
+          <w:insideV w:val="single" w:sz="4" w:color="C9D3DE"/>
+        </w:tblBorders>
         <w:bidiVisual/>
       </w:tblPr>
       <w:tblGrid>
@@ -3169,14 +3284,18 @@
           <w:tblHeader w:val="on"/>
         </w:trPr>
         <w:tc>
-          <w:tcPr/>
-          <w:p>
-            <w:pPr>
-              <w:pStyle w:val="Compact"/>
-              <w:bidi/>
-            </w:pPr>
-            <w:r>
-              <w:rPr>
+          <w:tcPr>
+            <w:shd w:val="clear" w:color="auto" w:fill="1E3A5F"/>
+          </w:tcPr>
+          <w:p>
+            <w:pPr>
+              <w:pStyle w:val="Compact"/>
+              <w:bidi/>
+            </w:pPr>
+            <w:r>
+              <w:rPr>
+                <w:b/>
+                <w:color w:val="FFFFFF"/>
                 <w:sz w:val="22"/>
                 <w:rtl/>
               </w:rPr>
@@ -3185,14 +3304,18 @@
           </w:p>
         </w:tc>
         <w:tc>
-          <w:tcPr/>
-          <w:p>
-            <w:pPr>
-              <w:pStyle w:val="Compact"/>
-              <w:bidi/>
-            </w:pPr>
-            <w:r>
-              <w:rPr>
+          <w:tcPr>
+            <w:shd w:val="clear" w:color="auto" w:fill="1E3A5F"/>
+          </w:tcPr>
+          <w:p>
+            <w:pPr>
+              <w:pStyle w:val="Compact"/>
+              <w:bidi/>
+            </w:pPr>
+            <w:r>
+              <w:rPr>
+                <w:b/>
+                <w:color w:val="FFFFFF"/>
                 <w:sz w:val="22"/>
                 <w:rtl/>
               </w:rPr>
@@ -3201,14 +3324,18 @@
           </w:p>
         </w:tc>
         <w:tc>
-          <w:tcPr/>
-          <w:p>
-            <w:pPr>
-              <w:pStyle w:val="Compact"/>
-              <w:bidi/>
-            </w:pPr>
-            <w:r>
-              <w:rPr>
+          <w:tcPr>
+            <w:shd w:val="clear" w:color="auto" w:fill="1E3A5F"/>
+          </w:tcPr>
+          <w:p>
+            <w:pPr>
+              <w:pStyle w:val="Compact"/>
+              <w:bidi/>
+            </w:pPr>
+            <w:r>
+              <w:rPr>
+                <w:b/>
+                <w:color w:val="FFFFFF"/>
                 <w:sz w:val="22"/>
                 <w:rtl/>
               </w:rPr>
@@ -3328,7 +3455,9 @@
       </w:tr>
       <w:tr>
         <w:tc>
-          <w:tcPr/>
+          <w:tcPr>
+            <w:shd w:val="clear" w:color="auto" w:fill="FAFCFE"/>
+          </w:tcPr>
           <w:p>
             <w:pPr>
               <w:pStyle w:val="Compact"/>
@@ -3344,7 +3473,9 @@
           </w:p>
         </w:tc>
         <w:tc>
-          <w:tcPr/>
+          <w:tcPr>
+            <w:shd w:val="clear" w:color="auto" w:fill="FAFCFE"/>
+          </w:tcPr>
           <w:p>
             <w:pPr>
               <w:pStyle w:val="Compact"/>
@@ -3404,7 +3535,9 @@
           </w:p>
         </w:tc>
         <w:tc>
-          <w:tcPr/>
+          <w:tcPr>
+            <w:shd w:val="clear" w:color="auto" w:fill="FAFCFE"/>
+          </w:tcPr>
           <w:p>
             <w:pPr>
               <w:pStyle w:val="Compact"/>
@@ -4726,6 +4859,15 @@
         <w:tblStyle w:val="Table"/>
         <w:tblW w:type="auto" w:w="0"/>
         <w:tblLook w:firstRow="1" w:lastRow="0" w:firstColumn="0" w:lastColumn="0" w:noHBand="0" w:noVBand="0" w:val="0020"/>
+        <w:jc w:val="center"/>
+        <w:tblBorders>
+          <w:top w:val="single" w:sz="4" w:color="C9D3DE"/>
+          <w:left w:val="single" w:sz="4" w:color="C9D3DE"/>
+          <w:bottom w:val="single" w:sz="4" w:color="C9D3DE"/>
+          <w:right w:val="single" w:sz="4" w:color="C9D3DE"/>
+          <w:insideH w:val="single" w:sz="4" w:color="C9D3DE"/>
+          <w:insideV w:val="single" w:sz="4" w:color="C9D3DE"/>
+        </w:tblBorders>
         <w:bidiVisual/>
       </w:tblPr>
       <w:tblGrid>
@@ -4738,14 +4880,18 @@
           <w:tblHeader w:val="on"/>
         </w:trPr>
         <w:tc>
-          <w:tcPr/>
-          <w:p>
-            <w:pPr>
-              <w:pStyle w:val="Compact"/>
-              <w:bidi/>
-            </w:pPr>
-            <w:r>
-              <w:rPr>
+          <w:tcPr>
+            <w:shd w:val="clear" w:color="auto" w:fill="1E3A5F"/>
+          </w:tcPr>
+          <w:p>
+            <w:pPr>
+              <w:pStyle w:val="Compact"/>
+              <w:bidi/>
+            </w:pPr>
+            <w:r>
+              <w:rPr>
+                <w:b/>
+                <w:color w:val="FFFFFF"/>
                 <w:sz w:val="22"/>
                 <w:rtl/>
               </w:rPr>
@@ -4754,14 +4900,18 @@
           </w:p>
         </w:tc>
         <w:tc>
-          <w:tcPr/>
-          <w:p>
-            <w:pPr>
-              <w:pStyle w:val="Compact"/>
-              <w:bidi/>
-            </w:pPr>
-            <w:r>
-              <w:rPr>
+          <w:tcPr>
+            <w:shd w:val="clear" w:color="auto" w:fill="1E3A5F"/>
+          </w:tcPr>
+          <w:p>
+            <w:pPr>
+              <w:pStyle w:val="Compact"/>
+              <w:bidi/>
+            </w:pPr>
+            <w:r>
+              <w:rPr>
+                <w:b/>
+                <w:color w:val="FFFFFF"/>
                 <w:sz w:val="22"/>
                 <w:rtl/>
               </w:rPr>
@@ -4770,14 +4920,18 @@
           </w:p>
         </w:tc>
         <w:tc>
-          <w:tcPr/>
-          <w:p>
-            <w:pPr>
-              <w:pStyle w:val="Compact"/>
-              <w:bidi/>
-            </w:pPr>
-            <w:r>
-              <w:rPr>
+          <w:tcPr>
+            <w:shd w:val="clear" w:color="auto" w:fill="1E3A5F"/>
+          </w:tcPr>
+          <w:p>
+            <w:pPr>
+              <w:pStyle w:val="Compact"/>
+              <w:bidi/>
+            </w:pPr>
+            <w:r>
+              <w:rPr>
+                <w:b/>
+                <w:color w:val="FFFFFF"/>
                 <w:sz w:val="22"/>
                 <w:rtl/>
               </w:rPr>
@@ -4840,7 +4994,9 @@
       </w:tr>
       <w:tr>
         <w:tc>
-          <w:tcPr/>
+          <w:tcPr>
+            <w:shd w:val="clear" w:color="auto" w:fill="FAFCFE"/>
+          </w:tcPr>
           <w:p>
             <w:pPr>
               <w:pStyle w:val="Compact"/>
@@ -4857,7 +5013,9 @@
           </w:p>
         </w:tc>
         <w:tc>
-          <w:tcPr/>
+          <w:tcPr>
+            <w:shd w:val="clear" w:color="auto" w:fill="FAFCFE"/>
+          </w:tcPr>
           <w:p>
             <w:pPr>
               <w:pStyle w:val="Compact"/>
@@ -4874,7 +5032,9 @@
           </w:p>
         </w:tc>
         <w:tc>
-          <w:tcPr/>
+          <w:tcPr>
+            <w:shd w:val="clear" w:color="auto" w:fill="FAFCFE"/>
+          </w:tcPr>
           <w:p>
             <w:pPr>
               <w:pStyle w:val="Compact"/>
@@ -6526,6 +6686,15 @@
         <w:tblStyle w:val="Table"/>
         <w:tblW w:type="auto" w:w="0"/>
         <w:tblLook w:firstRow="1" w:lastRow="0" w:firstColumn="0" w:lastColumn="0" w:noHBand="0" w:noVBand="0" w:val="0020"/>
+        <w:jc w:val="center"/>
+        <w:tblBorders>
+          <w:top w:val="single" w:sz="4" w:color="C9D3DE"/>
+          <w:left w:val="single" w:sz="4" w:color="C9D3DE"/>
+          <w:bottom w:val="single" w:sz="4" w:color="C9D3DE"/>
+          <w:right w:val="single" w:sz="4" w:color="C9D3DE"/>
+          <w:insideH w:val="single" w:sz="4" w:color="C9D3DE"/>
+          <w:insideV w:val="single" w:sz="4" w:color="C9D3DE"/>
+        </w:tblBorders>
         <w:bidiVisual/>
       </w:tblPr>
       <w:tblGrid>
@@ -6537,14 +6706,18 @@
           <w:tblHeader w:val="on"/>
         </w:trPr>
         <w:tc>
-          <w:tcPr/>
-          <w:p>
-            <w:pPr>
-              <w:pStyle w:val="Compact"/>
-              <w:bidi/>
-            </w:pPr>
-            <w:r>
-              <w:rPr>
+          <w:tcPr>
+            <w:shd w:val="clear" w:color="auto" w:fill="1E3A5F"/>
+          </w:tcPr>
+          <w:p>
+            <w:pPr>
+              <w:pStyle w:val="Compact"/>
+              <w:bidi/>
+            </w:pPr>
+            <w:r>
+              <w:rPr>
+                <w:b/>
+                <w:color w:val="FFFFFF"/>
                 <w:sz w:val="22"/>
                 <w:rtl/>
               </w:rPr>
@@ -6553,14 +6726,18 @@
           </w:p>
         </w:tc>
         <w:tc>
-          <w:tcPr/>
-          <w:p>
-            <w:pPr>
-              <w:pStyle w:val="Compact"/>
-              <w:bidi/>
-            </w:pPr>
-            <w:r>
-              <w:rPr>
+          <w:tcPr>
+            <w:shd w:val="clear" w:color="auto" w:fill="1E3A5F"/>
+          </w:tcPr>
+          <w:p>
+            <w:pPr>
+              <w:pStyle w:val="Compact"/>
+              <w:bidi/>
+            </w:pPr>
+            <w:r>
+              <w:rPr>
+                <w:b/>
+                <w:color w:val="FFFFFF"/>
                 <w:sz w:val="22"/>
                 <w:rtl/>
               </w:rPr>
@@ -6606,7 +6783,9 @@
       </w:tr>
       <w:tr>
         <w:tc>
-          <w:tcPr/>
+          <w:tcPr>
+            <w:shd w:val="clear" w:color="auto" w:fill="FAFCFE"/>
+          </w:tcPr>
           <w:p>
             <w:pPr>
               <w:pStyle w:val="Compact"/>
@@ -6623,7 +6802,9 @@
           </w:p>
         </w:tc>
         <w:tc>
-          <w:tcPr/>
+          <w:tcPr>
+            <w:shd w:val="clear" w:color="auto" w:fill="FAFCFE"/>
+          </w:tcPr>
           <w:p>
             <w:pPr>
               <w:pStyle w:val="Compact"/>
@@ -6676,7 +6857,9 @@
       </w:tr>
       <w:tr>
         <w:tc>
-          <w:tcPr/>
+          <w:tcPr>
+            <w:shd w:val="clear" w:color="auto" w:fill="FAFCFE"/>
+          </w:tcPr>
           <w:p>
             <w:pPr>
               <w:pStyle w:val="Compact"/>
@@ -6693,7 +6876,9 @@
           </w:p>
         </w:tc>
         <w:tc>
-          <w:tcPr/>
+          <w:tcPr>
+            <w:shd w:val="clear" w:color="auto" w:fill="FAFCFE"/>
+          </w:tcPr>
           <w:p>
             <w:pPr>
               <w:pStyle w:val="Compact"/>
@@ -6912,6 +7097,15 @@
         <w:tblStyle w:val="Table"/>
         <w:tblW w:type="auto" w:w="0"/>
         <w:tblLook w:firstRow="1" w:lastRow="0" w:firstColumn="0" w:lastColumn="0" w:noHBand="0" w:noVBand="0" w:val="0020"/>
+        <w:jc w:val="center"/>
+        <w:tblBorders>
+          <w:top w:val="single" w:sz="4" w:color="C9D3DE"/>
+          <w:left w:val="single" w:sz="4" w:color="C9D3DE"/>
+          <w:bottom w:val="single" w:sz="4" w:color="C9D3DE"/>
+          <w:right w:val="single" w:sz="4" w:color="C9D3DE"/>
+          <w:insideH w:val="single" w:sz="4" w:color="C9D3DE"/>
+          <w:insideV w:val="single" w:sz="4" w:color="C9D3DE"/>
+        </w:tblBorders>
         <w:bidiVisual/>
       </w:tblPr>
       <w:tblGrid>
@@ -6924,14 +7118,18 @@
           <w:tblHeader w:val="on"/>
         </w:trPr>
         <w:tc>
-          <w:tcPr/>
-          <w:p>
-            <w:pPr>
-              <w:pStyle w:val="Compact"/>
-              <w:bidi/>
-            </w:pPr>
-            <w:r>
-              <w:rPr>
+          <w:tcPr>
+            <w:shd w:val="clear" w:color="auto" w:fill="1E3A5F"/>
+          </w:tcPr>
+          <w:p>
+            <w:pPr>
+              <w:pStyle w:val="Compact"/>
+              <w:bidi/>
+            </w:pPr>
+            <w:r>
+              <w:rPr>
+                <w:b/>
+                <w:color w:val="FFFFFF"/>
                 <w:sz w:val="22"/>
                 <w:rtl/>
               </w:rPr>
@@ -6940,14 +7138,18 @@
           </w:p>
         </w:tc>
         <w:tc>
-          <w:tcPr/>
-          <w:p>
-            <w:pPr>
-              <w:pStyle w:val="Compact"/>
-              <w:bidi/>
-            </w:pPr>
-            <w:r>
-              <w:rPr>
+          <w:tcPr>
+            <w:shd w:val="clear" w:color="auto" w:fill="1E3A5F"/>
+          </w:tcPr>
+          <w:p>
+            <w:pPr>
+              <w:pStyle w:val="Compact"/>
+              <w:bidi/>
+            </w:pPr>
+            <w:r>
+              <w:rPr>
+                <w:b/>
+                <w:color w:val="FFFFFF"/>
                 <w:sz w:val="22"/>
                 <w:rtl/>
               </w:rPr>
@@ -6956,14 +7158,18 @@
           </w:p>
         </w:tc>
         <w:tc>
-          <w:tcPr/>
-          <w:p>
-            <w:pPr>
-              <w:pStyle w:val="Compact"/>
-              <w:bidi/>
-            </w:pPr>
-            <w:r>
-              <w:rPr>
+          <w:tcPr>
+            <w:shd w:val="clear" w:color="auto" w:fill="1E3A5F"/>
+          </w:tcPr>
+          <w:p>
+            <w:pPr>
+              <w:pStyle w:val="Compact"/>
+              <w:bidi/>
+            </w:pPr>
+            <w:r>
+              <w:rPr>
+                <w:b/>
+                <w:color w:val="FFFFFF"/>
                 <w:sz w:val="22"/>
                 <w:rtl/>
               </w:rPr>
@@ -7026,7 +7232,9 @@
       </w:tr>
       <w:tr>
         <w:tc>
-          <w:tcPr/>
+          <w:tcPr>
+            <w:shd w:val="clear" w:color="auto" w:fill="FAFCFE"/>
+          </w:tcPr>
           <w:p>
             <w:pPr>
               <w:pStyle w:val="Compact"/>
@@ -7043,7 +7251,9 @@
           </w:p>
         </w:tc>
         <w:tc>
-          <w:tcPr/>
+          <w:tcPr>
+            <w:shd w:val="clear" w:color="auto" w:fill="FAFCFE"/>
+          </w:tcPr>
           <w:p>
             <w:pPr>
               <w:pStyle w:val="Compact"/>
@@ -7059,7 +7269,9 @@
           </w:p>
         </w:tc>
         <w:tc>
-          <w:tcPr/>
+          <w:tcPr>
+            <w:shd w:val="clear" w:color="auto" w:fill="FAFCFE"/>
+          </w:tcPr>
           <w:p>
             <w:pPr>
               <w:pStyle w:val="Compact"/>
@@ -7130,7 +7342,9 @@
       </w:tr>
       <w:tr>
         <w:tc>
-          <w:tcPr/>
+          <w:tcPr>
+            <w:shd w:val="clear" w:color="auto" w:fill="FAFCFE"/>
+          </w:tcPr>
           <w:p>
             <w:pPr>
               <w:pStyle w:val="Compact"/>
@@ -7147,7 +7361,9 @@
           </w:p>
         </w:tc>
         <w:tc>
-          <w:tcPr/>
+          <w:tcPr>
+            <w:shd w:val="clear" w:color="auto" w:fill="FAFCFE"/>
+          </w:tcPr>
           <w:p>
             <w:pPr>
               <w:pStyle w:val="Compact"/>
@@ -7163,7 +7379,9 @@
           </w:p>
         </w:tc>
         <w:tc>
-          <w:tcPr/>
+          <w:tcPr>
+            <w:shd w:val="clear" w:color="auto" w:fill="FAFCFE"/>
+          </w:tcPr>
           <w:p>
             <w:pPr>
               <w:pStyle w:val="Compact"/>
@@ -7226,7 +7444,9 @@
       </w:tr>
       <w:tr>
         <w:tc>
-          <w:tcPr/>
+          <w:tcPr>
+            <w:shd w:val="clear" w:color="auto" w:fill="FAFCFE"/>
+          </w:tcPr>
           <w:p>
             <w:pPr>
               <w:pStyle w:val="Compact"/>
@@ -7243,7 +7463,9 @@
           </w:p>
         </w:tc>
         <w:tc>
-          <w:tcPr/>
+          <w:tcPr>
+            <w:shd w:val="clear" w:color="auto" w:fill="FAFCFE"/>
+          </w:tcPr>
           <w:p>
             <w:pPr>
               <w:pStyle w:val="Compact"/>
@@ -7259,7 +7481,9 @@
           </w:p>
         </w:tc>
         <w:tc>
-          <w:tcPr/>
+          <w:tcPr>
+            <w:shd w:val="clear" w:color="auto" w:fill="FAFCFE"/>
+          </w:tcPr>
           <w:p>
             <w:pPr>
               <w:pStyle w:val="Compact"/>
@@ -9609,6 +9833,15 @@
         <w:tblStyle w:val="Table"/>
         <w:tblW w:type="auto" w:w="0"/>
         <w:tblLook w:firstRow="1" w:lastRow="0" w:firstColumn="0" w:lastColumn="0" w:noHBand="0" w:noVBand="0" w:val="0020"/>
+        <w:jc w:val="center"/>
+        <w:tblBorders>
+          <w:top w:val="single" w:sz="4" w:color="C9D3DE"/>
+          <w:left w:val="single" w:sz="4" w:color="C9D3DE"/>
+          <w:bottom w:val="single" w:sz="4" w:color="C9D3DE"/>
+          <w:right w:val="single" w:sz="4" w:color="C9D3DE"/>
+          <w:insideH w:val="single" w:sz="4" w:color="C9D3DE"/>
+          <w:insideV w:val="single" w:sz="4" w:color="C9D3DE"/>
+        </w:tblBorders>
         <w:bidiVisual/>
       </w:tblPr>
       <w:tblGrid>
@@ -9620,14 +9853,18 @@
           <w:tblHeader w:val="on"/>
         </w:trPr>
         <w:tc>
-          <w:tcPr/>
-          <w:p>
-            <w:pPr>
-              <w:pStyle w:val="Compact"/>
-              <w:bidi/>
-            </w:pPr>
-            <w:r>
-              <w:rPr>
+          <w:tcPr>
+            <w:shd w:val="clear" w:color="auto" w:fill="1E3A5F"/>
+          </w:tcPr>
+          <w:p>
+            <w:pPr>
+              <w:pStyle w:val="Compact"/>
+              <w:bidi/>
+            </w:pPr>
+            <w:r>
+              <w:rPr>
+                <w:b/>
+                <w:color w:val="FFFFFF"/>
                 <w:sz w:val="22"/>
                 <w:rtl/>
               </w:rPr>
@@ -9636,14 +9873,18 @@
           </w:p>
         </w:tc>
         <w:tc>
-          <w:tcPr/>
-          <w:p>
-            <w:pPr>
-              <w:pStyle w:val="Compact"/>
-              <w:bidi/>
-            </w:pPr>
-            <w:r>
-              <w:rPr>
+          <w:tcPr>
+            <w:shd w:val="clear" w:color="auto" w:fill="1E3A5F"/>
+          </w:tcPr>
+          <w:p>
+            <w:pPr>
+              <w:pStyle w:val="Compact"/>
+              <w:bidi/>
+            </w:pPr>
+            <w:r>
+              <w:rPr>
+                <w:b/>
+                <w:color w:val="FFFFFF"/>
                 <w:sz w:val="22"/>
                 <w:rtl/>
               </w:rPr>
@@ -9689,7 +9930,9 @@
       </w:tr>
       <w:tr>
         <w:tc>
-          <w:tcPr/>
+          <w:tcPr>
+            <w:shd w:val="clear" w:color="auto" w:fill="FAFCFE"/>
+          </w:tcPr>
           <w:p>
             <w:pPr>
               <w:pStyle w:val="Compact"/>
@@ -9705,7 +9948,9 @@
           </w:p>
         </w:tc>
         <w:tc>
-          <w:tcPr/>
+          <w:tcPr>
+            <w:shd w:val="clear" w:color="auto" w:fill="FAFCFE"/>
+          </w:tcPr>
           <w:p>
             <w:pPr>
               <w:pStyle w:val="Compact"/>
@@ -9758,7 +10003,9 @@
       </w:tr>
       <w:tr>
         <w:tc>
-          <w:tcPr/>
+          <w:tcPr>
+            <w:shd w:val="clear" w:color="auto" w:fill="FAFCFE"/>
+          </w:tcPr>
           <w:p>
             <w:pPr>
               <w:pStyle w:val="Compact"/>
@@ -9774,7 +10021,9 @@
           </w:p>
         </w:tc>
         <w:tc>
-          <w:tcPr/>
+          <w:tcPr>
+            <w:shd w:val="clear" w:color="auto" w:fill="FAFCFE"/>
+          </w:tcPr>
           <w:p>
             <w:pPr>
               <w:pStyle w:val="Compact"/>
